--- a/deliverables/video-6-slides/hit-final/Video_6_HIT_FINAL/LONG_FORM/Video_6_Publishing_Package_HIT_v2.0.docx
+++ b/deliverables/video-6-slides/hit-final/Video_6_HIT_FINAL/LONG_FORM/Video_6_Publishing_Package_HIT_v2.0.docx
@@ -188,22 +188,39 @@
           <w:color w:val="0F2346"/>
           <w:sz w:val="28"/>
         </w:rPr>
-        <w:t>Description</w:t>
+        <w:t>INTERNAL NOTE — DO NOT PASTE INTO YOUTUBE</w:t>
       </w:r>
     </w:p>
     <w:p>
       <w:pPr>
-        <w:spacing w:before="0" w:after="160" w:line="283" w:lineRule="auto"/>
+        <w:spacing w:before="0" w:after="192" w:line="283" w:lineRule="auto"/>
+        <w:shd w:val="clear" w:fill="F3F0E8"/>
         <w:keepLines w:val="1"/>
       </w:pPr>
       <w:r>
         <w:rPr>
           <w:b w:val="0"/>
           <w:i/>
-          <w:color w:val="5A6B82"/>
+          <w:color w:val="9B2C10"/>
           <w:sz w:val="21"/>
         </w:rPr>
         <w:t>The restrained emoji system is part of the approved standard: ✨ teaching points, 🧭 CTA, ⏱️ chapters, ▶️ Watch Next, 🔗 Connect and Explore. Do not remove them and do not add more.</w:t>
+      </w:r>
+    </w:p>
+    <w:p>
+      <w:pPr>
+        <w:spacing w:before="224" w:after="192" w:line="283" w:lineRule="auto"/>
+        <w:keepLines w:val="1"/>
+        <w:shd w:val="clear" w:fill="E8EDF4"/>
+      </w:pPr>
+      <w:r>
+        <w:rPr>
+          <w:b/>
+          <w:i w:val="0"/>
+          <w:color w:val="0F2346"/>
+          <w:sz w:val="22"/>
+        </w:rPr>
+        <w:t>COPY-READY YOUTUBE DESCRIPTION — BEGIN</w:t>
       </w:r>
     </w:p>
     <w:p>
